--- a/var/templates_docx/E-207.docx
+++ b/var/templates_docx/E-207.docx
@@ -2856,6 +2856,276 @@
     </w:p>
     <w:bookmarkEnd w:id="45"/>
     <w:bookmarkEnd w:id="46"/>
+    <w:p/>
+    <w:p>
+      <w:r>
+        <w:rPr>
+          <w:b/>
+          <w:color w:val="0B1F3A"/>
+          <w:sz w:val="24"/>
+        </w:rPr>
+        <w:t>APROBACIONES Y FIRMAS</w:t>
+      </w:r>
+    </w:p>
+    <w:p>
+      <w:r>
+        <w:rPr>
+          <w:b w:val="0"/>
+          <w:color w:val="0B1F3A"/>
+          <w:sz w:val="20"/>
+        </w:rPr>
+        <w:t>El presente documento se aprueba mediante las firmas de los intervinientes que se relacionan a continuación. Cuando la firma se realiza digitalmente a través del portal del proyecto, el hash SHA-256 y el código QR de verificación se consignan bajo el nombre del firmante.</w:t>
+      </w:r>
+    </w:p>
+    <w:tbl>
+      <w:tblPr>
+        <w:tblW w:type="auto" w:w="0"/>
+        <w:jc w:val="center"/>
+        <w:tblLook w:firstColumn="1" w:firstRow="1" w:lastColumn="0" w:lastRow="0" w:noHBand="0" w:noVBand="1" w:val="04A0"/>
+      </w:tblPr>
+      <w:tblGrid>
+        <w:gridCol w:w="4680"/>
+        <w:gridCol w:w="4680"/>
+      </w:tblGrid>
+      <w:tr>
+        <w:tc>
+          <w:tcPr>
+            <w:tcW w:type="dxa" w:w="4680"/>
+          </w:tcPr>
+          <w:p>
+            <w:pPr>
+              <w:jc w:val="center"/>
+            </w:pPr>
+            <w:r>
+              <w:rPr>
+                <w:b/>
+                <w:color w:val="0B1F3A"/>
+                <w:sz w:val="20"/>
+              </w:rPr>
+              <w:t>ELABORADO POR</w:t>
+            </w:r>
+          </w:p>
+        </w:tc>
+        <w:tc>
+          <w:tcPr>
+            <w:tcW w:type="dxa" w:w="4680"/>
+          </w:tcPr>
+          <w:p>
+            <w:pPr>
+              <w:jc w:val="center"/>
+            </w:pPr>
+            <w:r>
+              <w:rPr>
+                <w:b/>
+                <w:color w:val="0B1F3A"/>
+                <w:sz w:val="20"/>
+              </w:rPr>
+              <w:t>APROBADO POR</w:t>
+            </w:r>
+          </w:p>
+        </w:tc>
+      </w:tr>
+      <w:tr>
+        <w:tc>
+          <w:tcPr>
+            <w:tcW w:type="dxa" w:w="4680"/>
+          </w:tcPr>
+          <w:p>
+            <w:r>
+              <w:rPr>
+                <w:b/>
+                <w:color w:val="6B7280"/>
+                <w:sz w:val="18"/>
+              </w:rPr>
+              <w:t xml:space="preserve">Nombre: </w:t>
+            </w:r>
+            <w:r>
+              <w:rPr>
+                <w:b w:val="0"/>
+                <w:color w:val="0B1F3A"/>
+                <w:sz w:val="20"/>
+              </w:rPr>
+              <w:t>{{ firmas.elaborado.nombre }}</w:t>
+            </w:r>
+          </w:p>
+        </w:tc>
+        <w:tc>
+          <w:tcPr>
+            <w:tcW w:type="dxa" w:w="4680"/>
+          </w:tcPr>
+          <w:p>
+            <w:r>
+              <w:rPr>
+                <w:b/>
+                <w:color w:val="6B7280"/>
+                <w:sz w:val="18"/>
+              </w:rPr>
+              <w:t xml:space="preserve">Nombre: </w:t>
+            </w:r>
+            <w:r>
+              <w:rPr>
+                <w:b w:val="0"/>
+                <w:color w:val="0B1F3A"/>
+                <w:sz w:val="20"/>
+              </w:rPr>
+              <w:t>{{ firmas.revisado.nombre }}</w:t>
+            </w:r>
+          </w:p>
+        </w:tc>
+      </w:tr>
+      <w:tr>
+        <w:tc>
+          <w:tcPr>
+            <w:tcW w:type="dxa" w:w="4680"/>
+          </w:tcPr>
+          <w:p>
+            <w:r>
+              <w:rPr>
+                <w:b/>
+                <w:color w:val="6B7280"/>
+                <w:sz w:val="18"/>
+              </w:rPr>
+              <w:t xml:space="preserve">Cargo: </w:t>
+            </w:r>
+            <w:r>
+              <w:rPr>
+                <w:b w:val="0"/>
+                <w:color w:val="0B1F3A"/>
+                <w:sz w:val="20"/>
+              </w:rPr>
+              <w:t>{{ firmas.elaborado.cargo }}</w:t>
+            </w:r>
+          </w:p>
+        </w:tc>
+        <w:tc>
+          <w:tcPr>
+            <w:tcW w:type="dxa" w:w="4680"/>
+          </w:tcPr>
+          <w:p>
+            <w:r>
+              <w:rPr>
+                <w:b/>
+                <w:color w:val="6B7280"/>
+                <w:sz w:val="18"/>
+              </w:rPr>
+              <w:t xml:space="preserve">Cargo: </w:t>
+            </w:r>
+            <w:r>
+              <w:rPr>
+                <w:b w:val="0"/>
+                <w:color w:val="0B1F3A"/>
+                <w:sz w:val="20"/>
+              </w:rPr>
+              <w:t>{{ firmas.revisado.cargo }}</w:t>
+            </w:r>
+          </w:p>
+        </w:tc>
+      </w:tr>
+      <w:tr>
+        <w:tc>
+          <w:tcPr>
+            <w:tcW w:type="dxa" w:w="4680"/>
+          </w:tcPr>
+          <w:p>
+            <w:r>
+              <w:rPr>
+                <w:b/>
+                <w:color w:val="6B7280"/>
+                <w:sz w:val="18"/>
+              </w:rPr>
+              <w:t xml:space="preserve">Fecha: </w:t>
+            </w:r>
+            <w:r>
+              <w:rPr>
+                <w:b w:val="0"/>
+                <w:color w:val="0B1F3A"/>
+                <w:sz w:val="20"/>
+              </w:rPr>
+              <w:t>{{ firmas.elaborado.fecha }}</w:t>
+            </w:r>
+          </w:p>
+        </w:tc>
+        <w:tc>
+          <w:tcPr>
+            <w:tcW w:type="dxa" w:w="4680"/>
+          </w:tcPr>
+          <w:p>
+            <w:r>
+              <w:rPr>
+                <w:b/>
+                <w:color w:val="6B7280"/>
+                <w:sz w:val="18"/>
+              </w:rPr>
+              <w:t xml:space="preserve">Fecha: </w:t>
+            </w:r>
+            <w:r>
+              <w:rPr>
+                <w:b w:val="0"/>
+                <w:color w:val="0B1F3A"/>
+                <w:sz w:val="20"/>
+              </w:rPr>
+              <w:t>{{ firmas.revisado.fecha }}</w:t>
+            </w:r>
+          </w:p>
+        </w:tc>
+      </w:tr>
+      <w:tr>
+        <w:tc>
+          <w:tcPr>
+            <w:tcW w:type="dxa" w:w="4680"/>
+          </w:tcPr>
+          <w:p>
+            <w:r>
+              <w:rPr>
+                <w:b/>
+                <w:color w:val="6B7280"/>
+                <w:sz w:val="18"/>
+              </w:rPr>
+              <w:t xml:space="preserve">Firma: </w:t>
+            </w:r>
+            <w:r>
+              <w:rPr>
+                <w:b w:val="0"/>
+                <w:color w:val="0B1F3A"/>
+                <w:sz w:val="20"/>
+              </w:rPr>
+              <w:t>{{ firmas.elaborado.firma_marca }}</w:t>
+            </w:r>
+          </w:p>
+        </w:tc>
+        <w:tc>
+          <w:tcPr>
+            <w:tcW w:type="dxa" w:w="4680"/>
+          </w:tcPr>
+          <w:p>
+            <w:r>
+              <w:rPr>
+                <w:b/>
+                <w:color w:val="6B7280"/>
+                <w:sz w:val="18"/>
+              </w:rPr>
+              <w:t xml:space="preserve">Firma: </w:t>
+            </w:r>
+            <w:r>
+              <w:rPr>
+                <w:b w:val="0"/>
+                <w:color w:val="0B1F3A"/>
+                <w:sz w:val="20"/>
+              </w:rPr>
+              <w:t>{{ firmas.revisado.firma_marca }}</w:t>
+            </w:r>
+          </w:p>
+        </w:tc>
+      </w:tr>
+    </w:tbl>
+    <w:p>
+      <w:r>
+        <w:rPr>
+          <w:sz w:val="2"/>
+        </w:rPr>
+        <w:t>&lt;!--FX_SIG_V2--&gt;</w:t>
+      </w:r>
+    </w:p>
     <w:sectPr>
       <w:headerReference w:type="default" r:id="rId9"/>
       <w:footerReference w:type="default" r:id="rId10"/>
@@ -3043,7 +3313,7 @@
               <w:color w:val="6B7280"/>
               <w:sz w:val="18"/>
             </w:rPr>
-            <w:t>E-207 · Documento E-207</w:t>
+            <w:t>E-207 · PROCEDIMIENTO DE COPIAS DE SEGURIDAD Y RESTAURACIÓN</w:t>
             <w:br/>
             <w:t>versión {{ proyecto.version_actual }}</w:t>
           </w:r>

--- a/var/templates_docx/E-207.docx
+++ b/var/templates_docx/E-207.docx
@@ -2,7 +2,7 @@
 <file path=word/document.xml><?xml version="1.0" encoding="utf-8"?>
 <w:document xmlns:w="http://schemas.openxmlformats.org/wordprocessingml/2006/main" xmlns:m="http://schemas.openxmlformats.org/officeDocument/2006/math" xmlns:r="http://schemas.openxmlformats.org/officeDocument/2006/relationships" xmlns:o="urn:schemas-microsoft-com:office:office" xmlns:v="urn:schemas-microsoft-com:vml" xmlns:w10="urn:schemas-microsoft-com:office:word" xmlns:a="http://schemas.openxmlformats.org/drawingml/2006/main" xmlns:pic="http://schemas.openxmlformats.org/drawingml/2006/picture" xmlns:wp="http://schemas.openxmlformats.org/drawingml/2006/wordprocessingDrawing">
   <w:body>
-    <w:bookmarkStart w:id="46" w:name="X2649863dcc8068dfe510230191cdaf8506d4089"/>
+    <w:bookmarkStart w:id="46" w:name="Xa591dab7cc3c0553a197e1a50911a9cf31bddc1"/>
     <w:p>
       <w:pPr>
         <w:pStyle w:val="Heading1"/>
@@ -20,7 +20,7 @@
           <w:bCs/>
           <w:b/>
         </w:rPr>
-        <w:t xml:space="preserve">Documento {{ proyecto.codigo_documento_base }}-210 — Versión {{ proyecto.version_actual }}</w:t>
+        <w:t xml:space="preserve">Documento {{ proyecto.codigo_documento_base }}-207 — Versión {{ proyecto.version_actual }}</w:t>
       </w:r>
     </w:p>
     <w:p>
@@ -30,7 +30,7 @@
         </w:pict>
       </w:r>
     </w:p>
-    <w:bookmarkStart w:id="20" w:name="objeto"/>
+    <w:bookmarkStart w:id="20" w:name="X9895ad7d6233bb46f1f1ab0c9c1393c5bec2388"/>
     <w:p>
       <w:pPr>
         <w:pStyle w:val="Heading2"/>
@@ -52,7 +52,7 @@
         <w:pStyle w:val="BodyText"/>
       </w:pPr>
       <w:r>
-        <w:t xml:space="preserve">Este procedimiento desarrolla el apartado 6.2 de la Política de Continuidad del Servicio ({{ proyecto.codigo_documento_base }}-104) y materializa la medida</w:t>
+        <w:t xml:space="preserve">Este procedimiento desarrolla el apartado 6.2 de la Política de Continuidad del Servicio ({{ proyecto.codigo_documento_base }}-109) y materializa la medida</w:t>
       </w:r>
       <w:r>
         <w:t xml:space="preserve"> </w:t>
@@ -72,7 +72,7 @@
       </w:r>
     </w:p>
     <w:bookmarkEnd w:id="20"/>
-    <w:bookmarkStart w:id="21" w:name="alcance"/>
+    <w:bookmarkStart w:id="21" w:name="X8c49890cab2394ad6fc610767a1938515fcd0ca"/>
     <w:p>
       <w:pPr>
         <w:pStyle w:val="Heading2"/>
@@ -90,7 +90,7 @@
       </w:r>
     </w:p>
     <w:bookmarkEnd w:id="21"/>
-    <w:bookmarkStart w:id="22" w:name="estrategia-de-copia-regla-3-2-1-1-0"/>
+    <w:bookmarkStart w:id="22" w:name="Xae4d0a9864bb9aec5346455c81ef308fff2a2ca"/>
     <w:p>
       <w:pPr>
         <w:pStyle w:val="Heading2"/>
@@ -263,7 +263,7 @@
       </w:r>
     </w:p>
     <w:bookmarkEnd w:id="22"/>
-    <w:bookmarkStart w:id="23" w:name="matriz-de-copia-por-tipo-de-dato"/>
+    <w:bookmarkStart w:id="23" w:name="Xd1e77a4395a5ae89f68313d2b3c98079110fd46"/>
     <w:p>
       <w:pPr>
         <w:pStyle w:val="Heading2"/>
@@ -275,7 +275,7 @@
     <w:tbl>
       <w:tblPr>
         <w:tblStyle w:val="Table"/>
-        <w:tblW w:type="pct" w:w="5000"/>
+        <w:tblW w:type="auto" w:w="0"/>
         <w:tblLook w:firstRow="1" w:lastRow="0" w:firstColumn="0" w:lastColumn="0" w:noHBand="0" w:noVBand="0" w:val="0020"/>
         <w:jc w:val="start"/>
       </w:tblPr>
@@ -818,7 +818,7 @@
               <w:jc w:val="left"/>
             </w:pPr>
             <w:r>
-              <w:t xml:space="preserve">Según política {{ proyecto.codigo_documento_base }}-203</w:t>
+              <w:t xml:space="preserve">Según política {{ proyecto.codigo_documento_base }}-221</w:t>
             </w:r>
           </w:p>
         </w:tc>
@@ -911,7 +911,7 @@
       </w:tr>
     </w:tbl>
     <w:bookmarkEnd w:id="23"/>
-    <w:bookmarkStart w:id="29" w:name="requisitos-de-protección-de-las-copias"/>
+    <w:bookmarkStart w:id="29" w:name="X82ba1aff12f9011e352529c5a1c237d9ae90df2"/>
     <w:p>
       <w:pPr>
         <w:pStyle w:val="Heading2"/>
@@ -920,7 +920,7 @@
         <w:t xml:space="preserve">5. REQUISITOS DE PROTECCIÓN DE LAS COPIAS</w:t>
       </w:r>
     </w:p>
-    <w:bookmarkStart w:id="24" w:name="cifrado"/>
+    <w:bookmarkStart w:id="24" w:name="X45120ff0e1e31600f7bba8afe6d9c3ff4bf3e26"/>
     <w:p>
       <w:pPr>
         <w:pStyle w:val="Heading3"/>
@@ -960,7 +960,7 @@
         <w:t xml:space="preserve"> </w:t>
       </w:r>
       <w:r>
-        <w:t xml:space="preserve">mediante algoritmos conformes al apartado 4 de la Política de Cifrado ({{ proyecto.codigo_documento_base }}-105):</w:t>
+        <w:t xml:space="preserve">mediante algoritmos conformes al apartado 4 de la Política de Cifrado ({{ proyecto.codigo_documento_base }}-107):</w:t>
       </w:r>
     </w:p>
     <w:p>
@@ -984,11 +984,11 @@
         <w:pStyle w:val="Compact"/>
       </w:pPr>
       <w:r>
-        <w:t xml:space="preserve">Claves gestionadas en HSM o vault corporativo conforme al apartado 6 de la Política {{ proyecto.codigo_documento_base }}-105.</w:t>
+        <w:t xml:space="preserve">Claves gestionadas en HSM o vault corporativo conforme al apartado 6 de la Política {{ proyecto.codigo_documento_base }}-107.</w:t>
       </w:r>
     </w:p>
     <w:bookmarkEnd w:id="24"/>
-    <w:bookmarkStart w:id="25" w:name="verificación-de-integridad"/>
+    <w:bookmarkStart w:id="25" w:name="X21ec178eda9906cb68d358d1c0e007d4ca6ac8b"/>
     <w:p>
       <w:pPr>
         <w:pStyle w:val="Heading3"/>
@@ -1050,7 +1050,7 @@
       </w:r>
     </w:p>
     <w:bookmarkEnd w:id="25"/>
-    <w:bookmarkStart w:id="26" w:name="inmutabilidad"/>
+    <w:bookmarkStart w:id="26" w:name="X4335dbe66577740117fe11abecc20c80a176c47"/>
     <w:p>
       <w:pPr>
         <w:pStyle w:val="Heading3"/>
@@ -1156,7 +1156,7 @@
       </w:r>
     </w:p>
     <w:bookmarkEnd w:id="26"/>
-    <w:bookmarkStart w:id="27" w:name="air-gapping"/>
+    <w:bookmarkStart w:id="27" w:name="X09c8fdf80990192d450fc59d57dc9f2f688e097"/>
     <w:p>
       <w:pPr>
         <w:pStyle w:val="Heading3"/>
@@ -1184,7 +1184,7 @@
       </w:r>
     </w:p>
     <w:bookmarkEnd w:id="27"/>
-    <w:bookmarkStart w:id="28" w:name="localización-offsite"/>
+    <w:bookmarkStart w:id="28" w:name="X6a440206856d966247d13d81f715c7228466beb"/>
     <w:p>
       <w:pPr>
         <w:pStyle w:val="Heading3"/>
@@ -1232,12 +1232,12 @@
         <w:pStyle w:val="BodyText"/>
       </w:pPr>
       <w:r>
-        <w:t xml:space="preserve">Cuando la copia offsite se almacene en proveedor cloud externo, se aplicarán las exigencias del apartado 7 de la Política {{ proyecto.codigo_documento_base }}-107 (Política de Proveedores).</w:t>
+        <w:t xml:space="preserve">Cuando la copia offsite se almacene en proveedor cloud externo, se aplicarán las exigencias del apartado 7 de la Política {{ proyecto.codigo_documento_base }}-112 (Política de Proveedores).</w:t>
       </w:r>
     </w:p>
     <w:bookmarkEnd w:id="28"/>
     <w:bookmarkEnd w:id="29"/>
-    <w:bookmarkStart w:id="33" w:name="ejecución-de-las-copias"/>
+    <w:bookmarkStart w:id="33" w:name="Xdb92c0e3c5861b8de015a6df19e1cf84928c8e8"/>
     <w:p>
       <w:pPr>
         <w:pStyle w:val="Heading2"/>
@@ -1246,7 +1246,7 @@
         <w:t xml:space="preserve">6. EJECUCIÓN DE LAS COPIAS</w:t>
       </w:r>
     </w:p>
-    <w:bookmarkStart w:id="30" w:name="programación"/>
+    <w:bookmarkStart w:id="30" w:name="Xb1f7684c2ad9db9fffbc698b42f18dc3ad6bd3c"/>
     <w:p>
       <w:pPr>
         <w:pStyle w:val="Heading3"/>
@@ -1340,7 +1340,7 @@
       </w:r>
     </w:p>
     <w:bookmarkEnd w:id="30"/>
-    <w:bookmarkStart w:id="31" w:name="resolución-de-fallos"/>
+    <w:bookmarkStart w:id="31" w:name="Xbbded9c936ac0980eb45fc1735629fb6c46664a"/>
     <w:p>
       <w:pPr>
         <w:pStyle w:val="Heading3"/>
@@ -1434,7 +1434,7 @@
       </w:r>
     </w:p>
     <w:bookmarkEnd w:id="31"/>
-    <w:bookmarkStart w:id="32" w:name="registros-de-copias"/>
+    <w:bookmarkStart w:id="32" w:name="Xb6b7158f133568cbb54090f44c8abb9b1d7714c"/>
     <w:p>
       <w:pPr>
         <w:pStyle w:val="Heading3"/>
@@ -1559,7 +1559,7 @@
     </w:p>
     <w:bookmarkEnd w:id="32"/>
     <w:bookmarkEnd w:id="33"/>
-    <w:bookmarkStart w:id="38" w:name="pruebas-de-restauración"/>
+    <w:bookmarkStart w:id="38" w:name="Xc763e8f1c78738b3dbaad966977abf343203004"/>
     <w:p>
       <w:pPr>
         <w:pStyle w:val="Heading2"/>
@@ -1568,7 +1568,7 @@
         <w:t xml:space="preserve">7. PRUEBAS DE RESTAURACIÓN</w:t>
       </w:r>
     </w:p>
-    <w:bookmarkStart w:id="34" w:name="programa-de-pruebas"/>
+    <w:bookmarkStart w:id="34" w:name="X367800b5f952f9dd1f818cbcb7d000185402c7e"/>
     <w:p>
       <w:pPr>
         <w:pStyle w:val="Heading3"/>
@@ -1598,7 +1598,7 @@
     <w:tbl>
       <w:tblPr>
         <w:tblStyle w:val="Table"/>
-        <w:tblW w:type="pct" w:w="5000"/>
+        <w:tblW w:type="auto" w:w="0"/>
         <w:tblLook w:firstRow="1" w:lastRow="0" w:firstColumn="0" w:lastColumn="0" w:noHBand="0" w:noVBand="0" w:val="0020"/>
         <w:jc w:val="start"/>
       </w:tblPr>
@@ -1863,7 +1863,7 @@
       </w:tr>
     </w:tbl>
     <w:bookmarkEnd w:id="34"/>
-    <w:bookmarkStart w:id="35" w:name="ejecución-de-las-pruebas"/>
+    <w:bookmarkStart w:id="35" w:name="Xb97c0454d53c05e64f1d297289cfd52e8435e6a"/>
     <w:p>
       <w:pPr>
         <w:pStyle w:val="Heading3"/>
@@ -2080,7 +2080,7 @@
       </w:r>
     </w:p>
     <w:bookmarkEnd w:id="35"/>
-    <w:bookmarkStart w:id="36" w:name="documentación-de-resultados"/>
+    <w:bookmarkStart w:id="36" w:name="X1ad30797d362a01478e697fdb12b8fa036ab86e"/>
     <w:p>
       <w:pPr>
         <w:pStyle w:val="Heading3"/>
@@ -2210,11 +2210,11 @@
         <w:t xml:space="preserve"> </w:t>
       </w:r>
       <w:r>
-        <w:t xml:space="preserve">Los informes se elevan al Comité de Seguridad y se incorporan al expediente del SGSI conforme al procedimiento {{ proyecto.codigo_documento_base }}-203.</w:t>
+        <w:t xml:space="preserve">Los informes se elevan al Comité de Seguridad y se incorporan al expediente del SGSI conforme al procedimiento {{ proyecto.codigo_documento_base }}-221.</w:t>
       </w:r>
     </w:p>
     <w:bookmarkEnd w:id="36"/>
-    <w:bookmarkStart w:id="37" w:name="acción-correctiva-ante-fallos"/>
+    <w:bookmarkStart w:id="37" w:name="Xf7b27ee79531f6ab088e47aada4cbb064649065"/>
     <w:p>
       <w:pPr>
         <w:pStyle w:val="Heading3"/>
@@ -2307,7 +2307,7 @@
     </w:p>
     <w:bookmarkEnd w:id="37"/>
     <w:bookmarkEnd w:id="38"/>
-    <w:bookmarkStart w:id="43" w:name="restauración-operativa"/>
+    <w:bookmarkStart w:id="43" w:name="X9753fe6fc5776c7dcfcfa90638b46e6b8f281b0"/>
     <w:p>
       <w:pPr>
         <w:pStyle w:val="Heading2"/>
@@ -2316,7 +2316,7 @@
         <w:t xml:space="preserve">8. RESTAURACIÓN OPERATIVA</w:t>
       </w:r>
     </w:p>
-    <w:bookmarkStart w:id="39" w:name="solicitud"/>
+    <w:bookmarkStart w:id="39" w:name="X59348a30ea8844d6d44b4a11ebc581f5467bf76"/>
     <w:p>
       <w:pPr>
         <w:pStyle w:val="Heading3"/>
@@ -2392,7 +2392,7 @@
       </w:r>
     </w:p>
     <w:bookmarkEnd w:id="39"/>
-    <w:bookmarkStart w:id="40" w:name="autorización"/>
+    <w:bookmarkStart w:id="40" w:name="X12c3475fa8ca2d28f9082c32bff3b38239acf8b"/>
     <w:p>
       <w:pPr>
         <w:pStyle w:val="Heading3"/>
@@ -2456,7 +2456,7 @@
       </w:r>
     </w:p>
     <w:bookmarkEnd w:id="40"/>
-    <w:bookmarkStart w:id="41" w:name="ejecución"/>
+    <w:bookmarkStart w:id="41" w:name="X26793fd0f42459c38a3924695a867cf6e392d47"/>
     <w:p>
       <w:pPr>
         <w:pStyle w:val="Heading3"/>
@@ -2502,7 +2502,7 @@
       </w:r>
     </w:p>
     <w:bookmarkEnd w:id="41"/>
-    <w:bookmarkStart w:id="42" w:name="registro"/>
+    <w:bookmarkStart w:id="42" w:name="Xeacaf0fa7c8c4f17d9f660d2a1ad8d759c48080"/>
     <w:p>
       <w:pPr>
         <w:pStyle w:val="Heading3"/>
@@ -2531,7 +2531,7 @@
     </w:p>
     <w:bookmarkEnd w:id="42"/>
     <w:bookmarkEnd w:id="43"/>
-    <w:bookmarkStart w:id="44" w:name="indicadores"/>
+    <w:bookmarkStart w:id="44" w:name="X6330dd95dc874c3ee63a9c743f33ded4d0a8d03"/>
     <w:p>
       <w:pPr>
         <w:pStyle w:val="Heading2"/>
@@ -2543,7 +2543,7 @@
     <w:tbl>
       <w:tblPr>
         <w:tblStyle w:val="Table"/>
-        <w:tblW w:type="pct" w:w="5000"/>
+        <w:tblW w:type="auto" w:w="0"/>
         <w:tblLook w:firstRow="1" w:lastRow="0" w:firstColumn="0" w:lastColumn="0" w:noHBand="0" w:noVBand="0" w:val="0020"/>
         <w:jc w:val="start"/>
       </w:tblPr>
@@ -2738,7 +2738,7 @@
       </w:tr>
     </w:tbl>
     <w:bookmarkEnd w:id="44"/>
-    <w:bookmarkStart w:id="45" w:name="anexos"/>
+    <w:bookmarkStart w:id="45" w:name="X8e436693384c0b4049ff8ccf1750790648baa4c"/>
     <w:p>
       <w:pPr>
         <w:pStyle w:val="Heading2"/>
@@ -2851,7 +2851,7 @@
           <w:bCs/>
           <w:b/>
         </w:rPr>
-        <w:t xml:space="preserve">Documento {{ proyecto.codigo_documento_base }}-210 — Versión {{ proyecto.version_actual }} — Clasificación: INTERNA</w:t>
+        <w:t xml:space="preserve">Documento {{ proyecto.codigo_documento_base }}-207 — Versión {{ proyecto.version_actual }} — Clasificación: INTERNA</w:t>
       </w:r>
     </w:p>
     <w:bookmarkEnd w:id="45"/>
